--- a/docs/学习日记汇总.docx
+++ b/docs/学习日记汇总.docx
@@ -12,7 +12,7 @@
           <w:b/>
           <w:sz w:val="36"/>
         </w:rPr>
-        <w:t>选课系统 · 学习日记汇总（按时间续写）</w:t>
+        <w:t>选课系统 · 学习日记汇总（按时间续写，含 7/25 起全部）</w:t>
       </w:r>
     </w:p>
     <w:p>
@@ -4164,6 +4164,425 @@
           <w:sz w:val="18"/>
         </w:rPr>
         <w:t>cmd: cd /d "I:\EE （2）" → git status → add → commit</w:t>
+      </w:r>
+    </w:p>
+    <w:p>
+      <w:pPr>
+        <w:spacing w:after="160" w:line="276" w:lineRule="auto"/>
+      </w:pPr>
+      <w:r>
+        <w:rPr>
+          <w:rFonts w:ascii="Microsoft YaHei" w:hAnsi="Microsoft YaHei" w:eastAsia="Microsoft YaHei"/>
+          <w:b w:val="0"/>
+          <w:sz w:val="20"/>
+        </w:rPr>
+        <w:t>————————</w:t>
+      </w:r>
+    </w:p>
+    <w:p>
+      <w:pPr>
+        <w:spacing w:after="200" w:line="276" w:lineRule="auto"/>
+      </w:pPr>
+      <w:r>
+        <w:rPr>
+          <w:rFonts w:ascii="Microsoft YaHei" w:hAnsi="Microsoft YaHei" w:eastAsia="Microsoft YaHei"/>
+          <w:b/>
+          <w:sz w:val="32"/>
+        </w:rPr>
+        <w:t>续写：2026-09-19（T6 收尾 · 第一次 commit 落地）</w:t>
+      </w:r>
+    </w:p>
+    <w:p>
+      <w:pPr>
+        <w:spacing w:after="160" w:line="276" w:lineRule="auto"/>
+      </w:pPr>
+      <w:r>
+        <w:rPr>
+          <w:rFonts w:ascii="Microsoft YaHei" w:hAnsi="Microsoft YaHei" w:eastAsia="Microsoft YaHei"/>
+          <w:b/>
+          <w:sz w:val="28"/>
+        </w:rPr>
+        <w:t>背景</w:t>
+      </w:r>
+    </w:p>
+    <w:p>
+      <w:pPr>
+        <w:pStyle w:val="ListBullet"/>
+      </w:pPr>
+      <w:r>
+        <w:rPr>
+          <w:rFonts w:ascii="Microsoft YaHei" w:hAnsi="Microsoft YaHei" w:eastAsia="Microsoft YaHei"/>
+          <w:b w:val="0"/>
+          <w:sz w:val="22"/>
+        </w:rPr>
+        <w:t>距上次（9/13～9/14）隔了几天；期间只留着「Git 已 init、缺第一次 commit」这个尾巴。</w:t>
+      </w:r>
+    </w:p>
+    <w:p>
+      <w:pPr>
+        <w:pStyle w:val="ListBullet"/>
+      </w:pPr>
+      <w:r>
+        <w:rPr>
+          <w:rFonts w:ascii="Microsoft YaHei" w:hAnsi="Microsoft YaHei" w:eastAsia="Microsoft YaHei"/>
+          <w:b w:val="0"/>
+          <w:sz w:val="22"/>
+        </w:rPr>
+        <w:t>本日先做状态同步核对，再收 commit，属 T6 收尾。</w:t>
+      </w:r>
+    </w:p>
+    <w:p>
+      <w:pPr>
+        <w:spacing w:after="160" w:line="276" w:lineRule="auto"/>
+      </w:pPr>
+      <w:r>
+        <w:rPr>
+          <w:rFonts w:ascii="Microsoft YaHei" w:hAnsi="Microsoft YaHei" w:eastAsia="Microsoft YaHei"/>
+          <w:b/>
+          <w:sz w:val="28"/>
+        </w:rPr>
+        <w:t>今天做了什么</w:t>
+      </w:r>
+    </w:p>
+    <w:p>
+      <w:pPr>
+        <w:pStyle w:val="ListNumber"/>
+      </w:pPr>
+      <w:r>
+        <w:rPr>
+          <w:rFonts w:ascii="Microsoft YaHei" w:hAnsi="Microsoft YaHei" w:eastAsia="Microsoft YaHei"/>
+          <w:b w:val="0"/>
+          <w:sz w:val="22"/>
+        </w:rPr>
+        <w:t>状态核对：读交接手册 + 代码 + `git status`，确认「已 init、未 commit」属实（所有文件都是 `??`）。</w:t>
+      </w:r>
+    </w:p>
+    <w:p>
+      <w:pPr>
+        <w:pStyle w:val="ListNumber"/>
+      </w:pPr>
+      <w:r>
+        <w:rPr>
+          <w:rFonts w:ascii="Microsoft YaHei" w:hAnsi="Microsoft YaHei" w:eastAsia="Microsoft YaHei"/>
+          <w:b w:val="0"/>
+          <w:sz w:val="22"/>
+        </w:rPr>
+        <w:t>打通环境：DSH 的命令通道原先进不去 `I:\EE （2）`（`grantWrite` Win32 5 被拒）；放宽文件策略后命令可直接跑，无需逐条确认。</w:t>
+      </w:r>
+    </w:p>
+    <w:p>
+      <w:pPr>
+        <w:pStyle w:val="ListNumber"/>
+      </w:pPr>
+      <w:r>
+        <w:rPr>
+          <w:rFonts w:ascii="Microsoft YaHei" w:hAnsi="Microsoft YaHei" w:eastAsia="Microsoft YaHei"/>
+          <w:b w:val="0"/>
+          <w:sz w:val="22"/>
+        </w:rPr>
+        <w:t>T6 收尾：第一次 commit 完成（`36a8086`，38 文件、4107 行），提交信息「初始化：手敲版选课系统（登录鉴权前后端打通）」。</w:t>
+      </w:r>
+    </w:p>
+    <w:p>
+      <w:pPr>
+        <w:pStyle w:val="ListNumber"/>
+      </w:pPr>
+      <w:r>
+        <w:rPr>
+          <w:rFonts w:ascii="Microsoft YaHei" w:hAnsi="Microsoft YaHei" w:eastAsia="Microsoft YaHei"/>
+          <w:b w:val="0"/>
+          <w:sz w:val="22"/>
+        </w:rPr>
+        <w:t>`.gitignore` 验证生效：`node_modules` 未被跟踪、没入库；`git status` 已干净。</w:t>
+      </w:r>
+    </w:p>
+    <w:p>
+      <w:pPr>
+        <w:pStyle w:val="ListNumber"/>
+      </w:pPr>
+      <w:r>
+        <w:rPr>
+          <w:rFonts w:ascii="Microsoft YaHei" w:hAnsi="Microsoft YaHei" w:eastAsia="Microsoft YaHei"/>
+          <w:b w:val="0"/>
+          <w:sz w:val="22"/>
+        </w:rPr>
+        <w:t>收工同步：交接手册里 4 处过期处已改（"无 .git"、"未 commit"、日记续写日期、T6 状态），并新增「收工流程」一节。</w:t>
+      </w:r>
+    </w:p>
+    <w:p>
+      <w:pPr>
+        <w:spacing w:after="160" w:line="276" w:lineRule="auto"/>
+      </w:pPr>
+      <w:r>
+        <w:rPr>
+          <w:rFonts w:ascii="Microsoft YaHei" w:hAnsi="Microsoft YaHei" w:eastAsia="Microsoft YaHei"/>
+          <w:b/>
+          <w:sz w:val="28"/>
+        </w:rPr>
+        <w:t>今天想明白 / 仍易混</w:t>
+      </w:r>
+    </w:p>
+    <w:p>
+      <w:pPr>
+        <w:pStyle w:val="ListBullet"/>
+      </w:pPr>
+      <w:r>
+        <w:rPr>
+          <w:rFonts w:ascii="Microsoft YaHei" w:hAnsi="Microsoft YaHei" w:eastAsia="Microsoft YaHei"/>
+          <w:b w:val="0"/>
+          <w:sz w:val="22"/>
+        </w:rPr>
+        <w:t>想明白：`.gitignore` 的价值是在 add 之前拦掉依赖目录——不写的话一次 add 会把几千个 `node_modules` 文件塞进仓库，仓库直接废掉。</w:t>
+      </w:r>
+    </w:p>
+    <w:p>
+      <w:pPr>
+        <w:pStyle w:val="ListBullet"/>
+      </w:pPr>
+      <w:r>
+        <w:rPr>
+          <w:rFonts w:ascii="Microsoft YaHei" w:hAnsi="Microsoft YaHei" w:eastAsia="Microsoft YaHei"/>
+          <w:b w:val="0"/>
+          <w:sz w:val="22"/>
+        </w:rPr>
+        <w:t>想明白：`LF will be replaced by CRLF` 是 Windows 的正常提醒，不是错误；只是换行风格转换预告。</w:t>
+      </w:r>
+    </w:p>
+    <w:p>
+      <w:pPr>
+        <w:pStyle w:val="ListBullet"/>
+      </w:pPr>
+      <w:r>
+        <w:rPr>
+          <w:rFonts w:ascii="Microsoft YaHei" w:hAnsi="Microsoft YaHei" w:eastAsia="Microsoft YaHei"/>
+          <w:b w:val="0"/>
+          <w:sz w:val="22"/>
+        </w:rPr>
+        <w:t>想明白：接续点是先 `git add -A` 把改动放进暂存区，`git commit` 才落成一次快照；`git status` 是随时查状态。</w:t>
+      </w:r>
+    </w:p>
+    <w:p>
+      <w:pPr>
+        <w:pStyle w:val="ListBullet"/>
+      </w:pPr>
+      <w:r>
+        <w:rPr>
+          <w:rFonts w:ascii="Microsoft YaHei" w:hAnsi="Microsoft YaHei" w:eastAsia="Microsoft YaHei"/>
+          <w:b w:val="0"/>
+          <w:sz w:val="22"/>
+        </w:rPr>
+        <w:t>仍待消化（下次可抽问）：工作区 / 暂存区 / 仓库三者的区别；`root-commit` 是什么意思；为什么分支默认叫 `master`、和 `main` 差在哪。</w:t>
+      </w:r>
+    </w:p>
+    <w:p>
+      <w:pPr>
+        <w:spacing w:after="160" w:line="276" w:lineRule="auto"/>
+      </w:pPr>
+      <w:r>
+        <w:rPr>
+          <w:rFonts w:ascii="Microsoft YaHei" w:hAnsi="Microsoft YaHei" w:eastAsia="Microsoft YaHei"/>
+          <w:b/>
+          <w:sz w:val="28"/>
+        </w:rPr>
+        <w:t>进度变化</w:t>
+      </w:r>
+    </w:p>
+    <w:p>
+      <w:pPr>
+        <w:pStyle w:val="ListBullet"/>
+      </w:pPr>
+      <w:r>
+        <w:rPr>
+          <w:rFonts w:ascii="Microsoft YaHei" w:hAnsi="Microsoft YaHei" w:eastAsia="Microsoft YaHei"/>
+          <w:b w:val="0"/>
+          <w:sz w:val="22"/>
+        </w:rPr>
+        <w:t>Git：已 init + 已署名 + 已 `.gitignore` + 第一次 commit 完成 → T6 主体收工（仅剩可选 `push`）。</w:t>
+      </w:r>
+    </w:p>
+    <w:p>
+      <w:pPr>
+        <w:pStyle w:val="ListBullet"/>
+      </w:pPr>
+      <w:r>
+        <w:rPr>
+          <w:rFonts w:ascii="Microsoft YaHei" w:hAnsi="Microsoft YaHei" w:eastAsia="Microsoft YaHei"/>
+          <w:b w:val="0"/>
+          <w:sz w:val="22"/>
+        </w:rPr>
+        <w:t>退出登录 UI：已完成（9/13）。</w:t>
+      </w:r>
+    </w:p>
+    <w:p>
+      <w:pPr>
+        <w:pStyle w:val="ListBullet"/>
+      </w:pPr>
+      <w:r>
+        <w:rPr>
+          <w:rFonts w:ascii="Microsoft YaHei" w:hAnsi="Microsoft YaHei" w:eastAsia="Microsoft YaHei"/>
+          <w:b w:val="0"/>
+          <w:sz w:val="22"/>
+        </w:rPr>
+        <w:t>选课业务：仍未开始，T7 成为下一步。</w:t>
+      </w:r>
+    </w:p>
+    <w:p>
+      <w:pPr>
+        <w:spacing w:after="160" w:line="276" w:lineRule="auto"/>
+      </w:pPr>
+      <w:r>
+        <w:rPr>
+          <w:rFonts w:ascii="Microsoft YaHei" w:hAnsi="Microsoft YaHei" w:eastAsia="Microsoft YaHei"/>
+          <w:b/>
+          <w:sz w:val="28"/>
+        </w:rPr>
+        <w:t>时长与债</w:t>
+      </w:r>
+    </w:p>
+    <w:p>
+      <w:pPr>
+        <w:pStyle w:val="ListBullet"/>
+      </w:pPr>
+      <w:r>
+        <w:rPr>
+          <w:rFonts w:ascii="Microsoft YaHei" w:hAnsi="Microsoft YaHei" w:eastAsia="Microsoft YaHei"/>
+          <w:b w:val="0"/>
+          <w:sz w:val="22"/>
+        </w:rPr>
+        <w:t>本次为状态核对 + 收尾，未坐满整块学习时间；未记还债。</w:t>
+      </w:r>
+    </w:p>
+    <w:p>
+      <w:pPr>
+        <w:pStyle w:val="ListBullet"/>
+      </w:pPr>
+      <w:r>
+        <w:rPr>
+          <w:rFonts w:ascii="Microsoft YaHei" w:hAnsi="Microsoft YaHei" w:eastAsia="Microsoft YaHei"/>
+          <w:b w:val="0"/>
+          <w:sz w:val="22"/>
+        </w:rPr>
+        <w:t>债仍约 4h15min（8/12 口径），无变化。</w:t>
+      </w:r>
+    </w:p>
+    <w:p>
+      <w:pPr>
+        <w:spacing w:after="160" w:line="276" w:lineRule="auto"/>
+      </w:pPr>
+      <w:r>
+        <w:rPr>
+          <w:rFonts w:ascii="Microsoft YaHei" w:hAnsi="Microsoft YaHei" w:eastAsia="Microsoft YaHei"/>
+          <w:b/>
+          <w:sz w:val="28"/>
+        </w:rPr>
+        <w:t>下次从哪接着</w:t>
+      </w:r>
+    </w:p>
+    <w:p>
+      <w:pPr>
+        <w:pStyle w:val="ListNumber"/>
+      </w:pPr>
+      <w:r>
+        <w:rPr>
+          <w:rFonts w:ascii="Microsoft YaHei" w:hAnsi="Microsoft YaHei" w:eastAsia="Microsoft YaHei"/>
+          <w:b w:val="0"/>
+          <w:sz w:val="22"/>
+        </w:rPr>
+        <w:t xml:space="preserve">T7 课程列表前后端（当前最高优先级）；  </w:t>
+      </w:r>
+    </w:p>
+    <w:p>
+      <w:pPr>
+        <w:pStyle w:val="ListNumber"/>
+      </w:pPr>
+      <w:r>
+        <w:rPr>
+          <w:rFonts w:ascii="Microsoft YaHei" w:hAnsi="Microsoft YaHei" w:eastAsia="Microsoft YaHei"/>
+          <w:b w:val="0"/>
+          <w:sz w:val="22"/>
+        </w:rPr>
+        <w:t xml:space="preserve">或补 `backend\requirements.txt` 缺的 `cryptography`（PyJWT 走 HS256 需要）；  </w:t>
+      </w:r>
+    </w:p>
+    <w:p>
+      <w:pPr>
+        <w:pStyle w:val="ListNumber"/>
+      </w:pPr>
+      <w:r>
+        <w:rPr>
+          <w:rFonts w:ascii="Microsoft YaHei" w:hAnsi="Microsoft YaHei" w:eastAsia="Microsoft YaHei"/>
+          <w:b w:val="0"/>
+          <w:sz w:val="22"/>
+        </w:rPr>
+        <w:t xml:space="preserve">可选：分支 `master` → `main`、GitHub 建库 + `push`；  </w:t>
+      </w:r>
+    </w:p>
+    <w:p>
+      <w:pPr>
+        <w:pStyle w:val="ListNumber"/>
+      </w:pPr>
+      <w:r>
+        <w:rPr>
+          <w:rFonts w:ascii="Microsoft YaHei" w:hAnsi="Microsoft YaHei" w:eastAsia="Microsoft YaHei"/>
+          <w:b w:val="0"/>
+          <w:sz w:val="22"/>
+        </w:rPr>
+        <w:t>教学仍按老规矩：先讲清 + 提问检验，自己敲为主。</w:t>
+      </w:r>
+    </w:p>
+    <w:p>
+      <w:pPr>
+        <w:spacing w:after="120" w:line="276" w:lineRule="auto"/>
+      </w:pPr>
+      <w:r>
+        <w:rPr>
+          <w:rFonts w:ascii="Microsoft YaHei" w:hAnsi="Microsoft YaHei" w:eastAsia="Microsoft YaHei"/>
+          <w:b w:val="0"/>
+          <w:sz w:val="22"/>
+        </w:rPr>
+        <w:t>口令：</w:t>
+      </w:r>
+    </w:p>
+    <w:p>
+      <w:pPr>
+        <w:spacing w:after="160"/>
+        <w:ind w:left="240"/>
+      </w:pPr>
+      <w:r>
+        <w:rPr>
+          <w:rFonts w:ascii="Consolas" w:hAnsi="Consolas" w:eastAsia="Microsoft YaHei"/>
+          <w:b w:val="0"/>
+          <w:sz w:val="18"/>
+        </w:rPr>
+        <w:t>cd /d "I:\EE （2）" → git log --oneline → 下一次改动 → add → commit</w:t>
+        <w:br/>
+        <w:t>下一步业务：课程列表（T7）</w:t>
+      </w:r>
+    </w:p>
+    <w:p>
+      <w:pPr>
+        <w:spacing w:after="160" w:line="276" w:lineRule="auto"/>
+      </w:pPr>
+      <w:r>
+        <w:rPr>
+          <w:rFonts w:ascii="Microsoft YaHei" w:hAnsi="Microsoft YaHei" w:eastAsia="Microsoft YaHei"/>
+          <w:b w:val="0"/>
+          <w:sz w:val="20"/>
+        </w:rPr>
+        <w:t>————————</w:t>
+      </w:r>
+    </w:p>
+    <w:p>
+      <w:pPr>
+        <w:spacing w:after="120" w:line="276" w:lineRule="auto"/>
+      </w:pPr>
+      <w:r>
+        <w:rPr>
+          <w:rFonts w:ascii="Microsoft YaHei" w:hAnsi="Microsoft YaHei" w:eastAsia="Microsoft YaHei"/>
+          <w:b w:val="0"/>
+          <w:sz w:val="22"/>
+        </w:rPr>
+        <w:t>*最后更新：2026-09-19，T6 第一次 commit 落地 + 文档同步。*</w:t>
       </w:r>
     </w:p>
     <w:sectPr>

--- a/docs/学习日记汇总.docx
+++ b/docs/学习日记汇总.docx
@@ -4582,7 +4582,182 @@
           <w:b w:val="0"/>
           <w:sz w:val="22"/>
         </w:rPr>
-        <w:t>*最后更新：2026-09-19，T6 第一次 commit 落地 + 文档同步。*</w:t>
+        <w:t>————————————————</w:t>
+      </w:r>
+    </w:p>
+    <w:p>
+      <w:r>
+        <w:t>续写：2026-09-20（T7 起步 · 数据库概念课，未写新代码）</w:t>
+      </w:r>
+    </w:p>
+    <w:p>
+      <w:r>
+        <w:t>今天做了什么</w:t>
+      </w:r>
+    </w:p>
+    <w:p>
+      <w:r>
+        <w:t>复习检验（凭记忆答，未翻代码）：登录链路（前端 5173 → 后端 8080 → 查库 → JWT → 存 Pinia + localStorage）、为什么前端不直连数据库、SQL 怎么防注入。骨架答对，三处被纠正（见下）。</w:t>
+      </w:r>
+    </w:p>
+    <w:p>
+      <w:r>
+        <w:t>纠正 1：账号密码不是存进一个字段，是两个独立参数 username / password；传法是 query 参数（POST /login?username=..&amp;password=..，axios 用 params 传），不是 JSON 请求体。</w:t>
+      </w:r>
+    </w:p>
+    <w:p>
+      <w:r>
+        <w:t>纠正 2：点按钮调的是 onLogin，onLogin 里面才调 api 的 login——两个函数，名字像但不是一回事（与 useUserStore / useUserStore() 同类坑）。</w:t>
+      </w:r>
+    </w:p>
+    <w:p>
+      <w:r>
+        <w:t>纠正 3：SQL 里 where 是筛选留下哪一行，select 是从留下的行里取哪些列；两者分工不同。写了 where 才知道查谁，但要把 password / role 取回来才能验密和发权限。</w:t>
+      </w:r>
+    </w:p>
+    <w:p>
+      <w:r>
+        <w:t>搞懂：漏写 where 会变成 from username=%s（把值当表名）→ 语法错；user 是 MySQL 保留字，必须用反引号包起来。</w:t>
+      </w:r>
+    </w:p>
+    <w:p>
+      <w:r>
+        <w:t>搞懂：关系型数据库本质就是一张张表（行 = 记录、列 = 字段），关联才是关键——主键唯一认出一行，外键存别人表的主键来指向它。</w:t>
+      </w:r>
+    </w:p>
+    <w:p>
+      <w:r>
+        <w:t>搞懂：多对多是记录之间的关系，不是表对表；一张学生表 + 一张课程表不够，必须加第三张关系表（谁选了什么），分别存两个 id。</w:t>
+      </w:r>
+    </w:p>
+    <w:p>
+      <w:r>
+        <w:t>搞懂三种关系与实现：一对一（任一方加唯一外键）、一对多（在多的一方加外键，如 course.teacher_id）、多对多（必须中间表）。判断标准：另一边是一个还是多个。</w:t>
+      </w:r>
+    </w:p>
+    <w:p>
+      <w:r>
+        <w:t>搞懂：老师那栏存 teacher_id 不存名字——名字只该在 user 表存一份，避免重复、改名只改一处；代价是显示时要用 JOIN 再查名字。</w:t>
+      </w:r>
+    </w:p>
+    <w:p>
+      <w:r>
+        <w:t>搞懂：学生不能放进 course 表；已选人数也不放（只存数字会丢掉是谁选的），真实人数永远靠去选课表里数。</w:t>
+      </w:r>
+    </w:p>
+    <w:p>
+      <w:r>
+        <w:t>T7 表设计定稿（course 表字段）：id（主键自增）、course_name（课程名）、teacher_id（指向 user.id）、credit（学分）、capacity（容量）。</w:t>
+      </w:r>
+    </w:p>
+    <w:p>
+      <w:r>
+        <w:t>类型定稿：course_name varchar(100)（变长，中文也算 1 个字符）；teacher_id int（必须与被指向的 user.id 完全一致）；credit decimal(3,1)（学分有 1.5 这种，不能用近似类型）；capacity int not null default 50。</w:t>
+      </w:r>
+    </w:p>
+    <w:p>
+      <w:r>
+        <w:t>建表脚本策略（本人选定 A）：在 sql/init.sql 末尾追加 course 建表，不带 drop table；user 那两行原样不动。原因：整个文件跑一遍时 drop 是真删，会清空已有数据；为省一次手动删表冒丢数据的风险不值。</w:t>
+      </w:r>
+    </w:p>
+    <w:p>
+      <w:r>
+        <w:t>今天想明白 / 仍易混</w:t>
+      </w:r>
+    </w:p>
+    <w:p>
+      <w:r>
+        <w:t>想明白：select 和 where 是两件事——where 横着筛行（像 Excel 的筛选），select 竖着挑列（要看哪几列）。</w:t>
+      </w:r>
+    </w:p>
+    <w:p>
+      <w:r>
+        <w:t>想明白：外键两边的类型必须一致（teacher_id 用 int 而不是字符串），否则关联不上。</w:t>
+      </w:r>
+    </w:p>
+    <w:p>
+      <w:r>
+        <w:t>想明白：存小数不能用近似类型（float 二进制存不准，0.1 + 0.2 不等于 0.3）；金额、学分这类要精确的一律用 decimal。</w:t>
+      </w:r>
+    </w:p>
+    <w:p>
+      <w:r>
+        <w:t>想明白：字段命名要带前缀避免撞车——course_name 而非 name；多表查询用别名 u.name / c.name 限定，DictCursor 下同名列还会互相覆盖。</w:t>
+      </w:r>
+    </w:p>
+    <w:p>
+      <w:r>
+        <w:t>想明白：init.sql 里 drop table 是真删，执行整个文件会把已有数据清掉，表已存在就跳过是错觉。</w:t>
+      </w:r>
+    </w:p>
+    <w:p>
+      <w:r>
+        <w:t>仍待消化（下次可抽问）：主键 / 外键与唯一索引的区别；char / varchar / text 怎么选；decimal 与 float 的取舍；JOIN 的具体写法（还没写过）。</w:t>
+      </w:r>
+    </w:p>
+    <w:p>
+      <w:r>
+        <w:t>进度变化</w:t>
+      </w:r>
+    </w:p>
+    <w:p>
+      <w:r>
+        <w:t>T7 课程列表：完成第 1 小步（表设计 + 类型定稿 + 建表脚本策略），SQL 尚未写进 init.sql、尚未在 Workbench 执行。</w:t>
+      </w:r>
+    </w:p>
+    <w:p>
+      <w:r>
+        <w:t>代码零改动，本日无 commit。</w:t>
+      </w:r>
+    </w:p>
+    <w:p>
+      <w:r>
+        <w:t>时长与债</w:t>
+      </w:r>
+    </w:p>
+    <w:p>
+      <w:r>
+        <w:t>概念课 + 问答检验为主；未记还债。</w:t>
+      </w:r>
+    </w:p>
+    <w:p>
+      <w:r>
+        <w:t>债仍约 4h15min（8/12 口径），无变化。</w:t>
+      </w:r>
+    </w:p>
+    <w:p>
+      <w:r>
+        <w:t>下次从哪接着（精确起点）</w:t>
+      </w:r>
+    </w:p>
+    <w:p>
+      <w:r>
+        <w:t>打开 sql/init.sql，在末尾追加 course 建表（不带 drop，照上面的类型）。</w:t>
+      </w:r>
+    </w:p>
+    <w:p>
+      <w:r>
+        <w:t>到 Workbench 只选中新增那几行执行（别整个文件跑），用 desc course; 或 select * from course; 验证。</w:t>
+      </w:r>
+    </w:p>
+    <w:p>
+      <w:r>
+        <w:t>然后才进 T7 第 2 步：后端加 GET /courses 接口（查库 → 返回 JSON 列表）。</w:t>
+      </w:r>
+    </w:p>
+    <w:p>
+      <w:r>
+        <w:t>口令：init.sql 追加 course → 只跑新增行 → desc course; → 再做 GET /courses</w:t>
+      </w:r>
+    </w:p>
+    <w:p>
+      <w:r>
+        <w:t>----------------------------------------------------------------</w:t>
+      </w:r>
+    </w:p>
+    <w:p>
+      <w:r>
+        <w:t>最后更新：2026-09-20，T7 第 1 小步（course 表设计定稿），代码未改动。</w:t>
       </w:r>
     </w:p>
     <w:sectPr>

--- a/docs/学习日记汇总.docx
+++ b/docs/学习日记汇总.docx
@@ -4757,7 +4757,142 @@
     </w:p>
     <w:p>
       <w:r>
-        <w:t>最后更新：2026-09-20，T7 第 1 小步（course 表设计定稿），代码未改动。</w:t>
+        <w:t>————————————————</w:t>
+      </w:r>
+    </w:p>
+    <w:p>
+      <w:r>
+        <w:t>续写：2026-09-21（T7 第 2 小步 · course 表建成，后端接口已写待调试）</w:t>
+      </w:r>
+    </w:p>
+    <w:p>
+      <w:r>
+        <w:t>今天做了什么</w:t>
+      </w:r>
+    </w:p>
+    <w:p>
+      <w:r>
+        <w:t>在 Workbench 里自己敲 CREATE TABLE 建 course 表，成功（Query OK）。踩了两个错：先用单引号包表名导致 1064，后因没选库导致 1046；加 use course_selection; 后通过。</w:t>
+      </w:r>
+    </w:p>
+    <w:p>
+      <w:r>
+        <w:t>把建表语句写回项目 sql/init.sql 末尾（自己敲的，位置在 2026-09-21 注释下面）。</w:t>
+      </w:r>
+    </w:p>
+    <w:p>
+      <w:r>
+        <w:t>在 py 后端 main.py 里自己敲了 GET /courses 接口（位置在 /student-home 之后），连库 → execute → fetchall → 返回 {'msg':'ok','courses': rows}。注意此版本有 3 处笔误，尚未调试。</w:t>
+      </w:r>
+    </w:p>
+    <w:p>
+      <w:r>
+        <w:t>补数据库四大操作（CRUD）：select 查 / insert 增 / update 改 / delete 删；update 与 delete 必须带 where，否则作用全表；DDL（create/alter/drop）管结构，DML 管数据。</w:t>
+      </w:r>
+    </w:p>
+    <w:p>
+      <w:r>
+        <w:t>补 desc 的双重含义：desc 表名 = describe 查表结构（不返回数据行）；order by 字段 desc = 降序排序。两个 desc 是同一个词指两件事。</w:t>
+      </w:r>
+    </w:p>
+    <w:p>
+      <w:r>
+        <w:t>搞懂接口鉴权的判断标准（本人原答 每一步都要 token，被纠正）：不是都验，而是看身份是否影响结果、数据是否敏感。登录/login 不可能要票；/courses 课程列表公开、不用票；/me、选课、录成绩必须验。成本只是顺带好处，不是主要理由。</w:t>
+      </w:r>
+    </w:p>
+    <w:p>
+      <w:r>
+        <w:t>今日学到 / 今天想明白</w:t>
+      </w:r>
+    </w:p>
+    <w:p>
+      <w:r>
+        <w:t>想明白：where 不是必备的。要筛某个人（登录）必须写；要全部（课程列表）就不写 where。要不要筛选取决于目的，不是漏不漏写的问题。</w:t>
+      </w:r>
+    </w:p>
+    <w:p>
+      <w:r>
+        <w:t>想明白：fetchone 取一行（用户名唯一），fetchall 取多行（课程很多门）——选哪个由结果条数决定。</w:t>
+      </w:r>
+    </w:p>
+    <w:p>
+      <w:r>
+        <w:t>想明白：返回结构只是把登录的 {'msg','data'(一个字典)} 换成 {'msg','courses'(一串字典)}；形状一样，内容从 一个 变成 一串。</w:t>
+      </w:r>
+    </w:p>
+    <w:p>
+      <w:r>
+        <w:t>想明白：DictCursor 不能忘——不加的话 fetchall 返回的是元组，前端只能按下标取值，没法用字段名。</w:t>
+      </w:r>
+    </w:p>
+    <w:p>
+      <w:r>
+        <w:t>想明白：SQL 报错会精确指到出错位置（near '原文'），且一次只报第一个错；改完第一个常会冒出下一个，属正常。</w:t>
+      </w:r>
+    </w:p>
+    <w:p>
+      <w:r>
+        <w:t>想明白：执行过的 SQL 已在数据库生效，与保存成文件是两回事；Workbench 窗口是临时草稿，长期脚本要写回项目 init.sql。</w:t>
+      </w:r>
+    </w:p>
+    <w:p>
+      <w:r>
+        <w:t>仍待消化（下次抽问）：主键/外键与唯一索引的区别；JOIN 的写法（还没写过）；CRUD 四条的 where 规则能否口述。</w:t>
+      </w:r>
+    </w:p>
+    <w:p>
+      <w:r>
+        <w:t>进度变化</w:t>
+      </w:r>
+    </w:p>
+    <w:p>
+      <w:r>
+        <w:t>T7 第 1 小步完成：course 表已在 MariaDB 建成（3 条测试数据：数据结构/计算机网络/操作系统，teacher_id 均为 2，credit 3.0/2.5/4.0，capacity 60/50/40）。</w:t>
+      </w:r>
+    </w:p>
+    <w:p>
+      <w:r>
+        <w:t>建表语句已写回 sql/init.sql（末尾追加，不带 drop）。</w:t>
+      </w:r>
+    </w:p>
+    <w:p>
+      <w:r>
+        <w:t>T7 第 2 小步进行中：GET /courses 已写入 main.py，含 3 处错误（字段拼写、漏字段、row/rows 变量名不一致），未调试、未联调。</w:t>
+      </w:r>
+    </w:p>
+    <w:p>
+      <w:r>
+        <w:t>下次从哪接着（精确起点）</w:t>
+      </w:r>
+    </w:p>
+    <w:p>
+      <w:r>
+        <w:t>启动后端：cd /d I:\EE （2）\backend → python -m uvicorn main:app --reload --port 8080。</w:t>
+      </w:r>
+    </w:p>
+    <w:p>
+      <w:r>
+        <w:t>打开 http://localhost:8080/docs → GET /courses → Execute；同时看 uvicorn 终端里的红色报错，据此修 3 处笔误。</w:t>
+      </w:r>
+    </w:p>
+    <w:p>
+      <w:r>
+        <w:t>修完确认返回 3 条课程 JSON；再进 T7 第 3 步：前端课程列表页（新路由 + v-for 循环显示）。</w:t>
+      </w:r>
+    </w:p>
+    <w:p>
+      <w:r>
+        <w:t>口令：uvicorn 8080 → /docs → GET /courses → 看终端报错 → 修 3 处 → 通</w:t>
+      </w:r>
+    </w:p>
+    <w:p>
+      <w:r>
+        <w:t>----------------------------------------------------------------</w:t>
+      </w:r>
+    </w:p>
+    <w:p>
+      <w:r>
+        <w:t>最后更新：2026-09-21，course 表建成并写回 init.sql；GET /courses 已写待调试。</w:t>
       </w:r>
     </w:p>
     <w:sectPr>

--- a/docs/学习日记汇总.docx
+++ b/docs/学习日记汇总.docx
@@ -4892,7 +4892,157 @@
     </w:p>
     <w:p>
       <w:r>
-        <w:t>最后更新：2026-09-21，course 表建成并写回 init.sql；GET /courses 已写待调试。</w:t>
+        <w:t>————————————————</w:t>
+      </w:r>
+    </w:p>
+    <w:p>
+      <w:r>
+        <w:t>续写：2026-09-23（T7 后端收工 · 查出空列表真因 · seed 文件规范化）</w:t>
+      </w:r>
+    </w:p>
+    <w:p>
+      <w:r>
+        <w:t>今天做了什么</w:t>
+      </w:r>
+    </w:p>
+    <w:p>
+      <w:r>
+        <w:t>启动后端（自己敲 uvicorn 命令，踩了 -m 位置错误：写成 python uvicorn -m ... 报 can't open file；正确是 python -m uvicorn main:app --reload --port 8080）。</w:t>
+      </w:r>
+    </w:p>
+    <w:p>
+      <w:r>
+        <w:t>在 /docs 里测 GET /courses，起初看不到结果——原来只看到接口说明书，要先点 Try it out 再点 Execute。</w:t>
+      </w:r>
+    </w:p>
+    <w:p>
+      <w:r>
+        <w:t>关键排查：接口返回 {'msg':'ok','course':[]} 空列表。查明 course 表存在但 0 行——之前那条 INSERT 从未真正进到 3306 的 course_selection 库。这属于「代码没错但结果不对」一类问题，排查顺序：先查库里有几条数据 → 再确认后端连的哪个库/端口 → 再看 SQL 条件 → 最后才怀疑代码。</w:t>
+      </w:r>
+    </w:p>
+    <w:p>
+      <w:r>
+        <w:t>顺手确认：3306 上只有 course_selection 一个业务库；PyMySQL 默认不自动提交，漏 conn.commit() 是插入不生效的常见原因。</w:t>
+      </w:r>
+    </w:p>
+    <w:p>
+      <w:r>
+        <w:t>补齐测试数据后接口返回正常。随后把 seed.sql 写规范：加 truncate 幂等、只写最终值、加注释说明用途。</w:t>
+      </w:r>
+    </w:p>
+    <w:p>
+      <w:r>
+        <w:t>补 CRUD 的「改」：update 表 set 字段=新值 where 条件；多字段用逗号分隔（set a=1, b=2）；where 漏写会改全表。</w:t>
+      </w:r>
+    </w:p>
+    <w:p>
+      <w:r>
+        <w:t>搞懂 update 打补丁 vs 改源文件的区别：能重建的测试数据应改 seed.sql 重跑（只写最终值，不写中间的 update）；只有不能推倒重建的真实数据才用 update/migration。</w:t>
+      </w:r>
+    </w:p>
+    <w:p>
+      <w:r>
+        <w:t>搞懂 commit 与 .sql 文件是两件不相干的事：commit 是把数据写进数据库（持久化，关库重启都在），写 .sql 文件是给「重建环境」留说明书，必须手动做。</w:t>
+      </w:r>
+    </w:p>
+    <w:p>
+      <w:r>
+        <w:t>搞懂备份与 seed 的区别（本人一度以为 seed 类似备份，已纠正）：备份是当前全部真实数据的快照（mysqldump），能完整还原；seed 只是出厂初始数据，用户后来产生的数据不在里面。</w:t>
+      </w:r>
+    </w:p>
+    <w:p>
+      <w:r>
+        <w:t>搞懂外键没加约束时的风险：teacher_id 填 1 指向的是 stu1（学生）而不是老师，数据库不会拦；正确应指向 user 表里 role=teacher 的 id（王老师是 2）。</w:t>
+      </w:r>
+    </w:p>
+    <w:p>
+      <w:r>
+        <w:t>今天学到 / 今天想明白</w:t>
+      </w:r>
+    </w:p>
+    <w:p>
+      <w:r>
+        <w:t>想明白：--reload 让改完代码自动重启，不用每次 Ctrl+C 再敲启动命令；生产环境不加 --reload。</w:t>
+      </w:r>
+    </w:p>
+    <w:p>
+      <w:r>
+        <w:t>想明白：Workbench 窗口里的 SQL 是临时草稿，与项目 .sql 文件不会自动同步，要手动写回（已踩两次）。</w:t>
+      </w:r>
+    </w:p>
+    <w:p>
+      <w:r>
+        <w:t>想明白：文件是源头、数据库是结果——想改测试数据就先改文件再重跑，避免两边不一致。</w:t>
+      </w:r>
+    </w:p>
+    <w:p>
+      <w:r>
+        <w:t>想明白：truncate 会清空整表并重置自增 id，所以 seed 文件开头放 truncate 就能反复跑，插完 id 稳定为 1~5。</w:t>
+      </w:r>
+    </w:p>
+    <w:p>
+      <w:r>
+        <w:t>仍待消化（下次抽问）：主键/外键与唯一索引的区别；JOIN 写法（仍未写过）；外键约束 foreign key 怎么加。</w:t>
+      </w:r>
+    </w:p>
+    <w:p>
+      <w:r>
+        <w:t>进度变化</w:t>
+      </w:r>
+    </w:p>
+    <w:p>
+      <w:r>
+        <w:t>T7 后端完成：GET /courses 已通，返回 {'msg':'ok','courses':[...]}，字段含 id/course_name/teacher_id/credit/capacity；键名由 course 改为 courses，SELECT 补上 teacher_id。</w:t>
+      </w:r>
+    </w:p>
+    <w:p>
+      <w:r>
+        <w:t>新增 sql/seed.sql（含 truncate + 5 条课程最终值），已在 Workbench 跑通；数据库与文件已一致。</w:t>
+      </w:r>
+    </w:p>
+    <w:p>
+      <w:r>
+        <w:t>代码改动：backend/main.py（/courses 两处修正）、新增 sql/seed.sql。</w:t>
+      </w:r>
+    </w:p>
+    <w:p>
+      <w:r>
+        <w:t>T7 前端未开始。</w:t>
+      </w:r>
+    </w:p>
+    <w:p>
+      <w:r>
+        <w:t>下次从哪接着（精确起点）</w:t>
+      </w:r>
+    </w:p>
+    <w:p>
+      <w:r>
+        <w:t>先起环境：Wamp 的 MariaDB 绿灯；cd /d I:\EE （2）\backend → python -m uvicorn main:app --reload --port 8080。</w:t>
+      </w:r>
+    </w:p>
+    <w:p>
+      <w:r>
+        <w:t>前端第 1 小步：写 v-for 那三行（&lt;tr v-for=c in courses :key=c.id&gt;&lt;td&gt;{{c.course_name}}&lt;/td&gt;&lt;/tr&gt;）。</w:t>
+      </w:r>
+    </w:p>
+    <w:p>
+      <w:r>
+        <w:t>然后：新建 api/course.js（getCourses 调 /courses）、views/Courses.vue（onMounted 里加载、表格渲染）、router 加 /courses 路由。</w:t>
+      </w:r>
+    </w:p>
+    <w:p>
+      <w:r>
+        <w:t>口令：v-for 三行 → course.js → Courses.vue → 路由 → 浏览器 /courses 看列表</w:t>
+      </w:r>
+    </w:p>
+    <w:p>
+      <w:r>
+        <w:t>----------------------------------------------------------------</w:t>
+      </w:r>
+    </w:p>
+    <w:p>
+      <w:r>
+        <w:t>最后更新：2026-09-23，T7 后端收工（/courses 通）+ seed.sql 规范化；前端未开始。</w:t>
       </w:r>
     </w:p>
     <w:sectPr>

--- a/docs/学习日记汇总.docx
+++ b/docs/学习日记汇总.docx
@@ -5042,7 +5042,172 @@
     </w:p>
     <w:p>
       <w:r>
-        <w:t>最后更新：2026-09-23，T7 后端收工（/courses 通）+ seed.sql 规范化；前端未开始。</w:t>
+        <w:t>————————————————</w:t>
+      </w:r>
+    </w:p>
+    <w:p>
+      <w:r>
+        <w:t>续写：2026-09-24（T7 前端完成 · 全链路打通 · 概念补课 + 问答检验）</w:t>
+      </w:r>
+    </w:p>
+    <w:p>
+      <w:r>
+        <w:t>今天做了什么</w:t>
+      </w:r>
+    </w:p>
+    <w:p>
+      <w:r>
+        <w:t>写了前端三件：api/course.js（getCourses 调 /courses）、views/Courses.vue（onMounted 自动加载 + v-for 渲染表格）、router/index.js 加 /courses 路由。三件都是自己敲的。</w:t>
+      </w:r>
+    </w:p>
+    <w:p>
+      <w:r>
+        <w:t>新建 Courses.vue 时踩坑：把整段 Vue 页面代码贴进了 api/course.js（JS 文件），一堆爆红；分清 api 层（只管取数据）与 views 层（管页面）后修好。</w:t>
+      </w:r>
+    </w:p>
+    <w:p>
+      <w:r>
+        <w:t>浏览器打开 /courses 看到 5 门课，T7 全链路打通：数据库 → seed → 后端接口 → api 层 → Vue 页面 → v-for 渲染。</w:t>
+      </w:r>
+    </w:p>
+    <w:p>
+      <w:r>
+        <w:t>概念补课（原先只记得 div 是盒子）：script setup、onMounted、v-for/:key、块级与行内、表格结构、盒子模型、CSS 选择器与常用属性。</w:t>
+      </w:r>
+    </w:p>
+    <w:p>
+      <w:r>
+        <w:t>新增文档 docs/HTML与CSS速查.docx（标签表 / 块级行内 / 表格层级 / 盒子模型 / CSS 选择器与常用属性），已登记进手册与 Word文档说明。</w:t>
+      </w:r>
+    </w:p>
+    <w:p>
+      <w:r>
+        <w:t>问答检验 5 题（本人喜欢的方式）：Q1 script setup 省了什么、Q2 onMounted 为什么不加括号、Q3 v-for 的 :key 干嘛、Q4 a 与 router-link 区别、Q5 ref 为什么要 .value。</w:t>
+      </w:r>
+    </w:p>
+    <w:p>
+      <w:r>
+        <w:t>问答结果：Q1/Q2/Q3/Q4 复述后基本立住（Q1 最初漏了 return，Q2 表述不准，Q3 最初答错，Q4 半对）；Q5 留待细究。这说明「讲一遍」和「记住」之间有差距，必须用提问检验。</w:t>
+      </w:r>
+    </w:p>
+    <w:p>
+      <w:r>
+        <w:t>今天想明白 / 仍易混</w:t>
+      </w:r>
+    </w:p>
+    <w:p>
+      <w:r>
+        <w:t>想明白：script setup 自动把顶层定义的变量/函数递给模板，省掉 export default 外壳与手动 return。</w:t>
+      </w:r>
+    </w:p>
+    <w:p>
+      <w:r>
+        <w:t>想明白：函数「本身」和「执行结果」是两个东西——不带括号是引用（留到以后调用），带括号是立刻执行。onMounted 要的是函数本身，所以不加括号；@click 同理。</w:t>
+      </w:r>
+    </w:p>
+    <w:p>
+      <w:r>
+        <w:t>想明白：:key 是给 Vue 的身份证，让它在列表变化时认出每行对应哪条数据，才能正确移动/删除/插入、少重画。不是用来排序的。</w:t>
+      </w:r>
+    </w:p>
+    <w:p>
+      <w:r>
+        <w:t>想明白：router-link 前端内部切换不刷新（SPA，整个项目只有一个 HTML），a 标签会整页刷新。</w:t>
+      </w:r>
+    </w:p>
+    <w:p>
+      <w:r>
+        <w:t>想明白：前端路由守卫不负责安全——用户能改 localStorage 塞假 token，守卫拦不住；后端 jwt.decode 验签才是门锁。前端管顺不顺、后端管能不能。</w:t>
+      </w:r>
+    </w:p>
+    <w:p>
+      <w:r>
+        <w:t>仍待消化（下次抽问）：Q5 ref 与 .value 与响应式原理；主键/外键与唯一索引；JOIN 写法（仍未写过）；CSS 布局（flex 等，未学）。</w:t>
+      </w:r>
+    </w:p>
+    <w:p>
+      <w:r>
+        <w:t>进度变化</w:t>
+      </w:r>
+    </w:p>
+    <w:p>
+      <w:r>
+        <w:t>T7 课程列表达成：后端 + 前端 + 数据全通，浏览器可见 5 门课。</w:t>
+      </w:r>
+    </w:p>
+    <w:p>
+      <w:r>
+        <w:t>代码：新增 frontend/src/api/course.js、frontend/src/views/Courses.vue；改 frontend/src/router/index.js。</w:t>
+      </w:r>
+    </w:p>
+    <w:p>
+      <w:r>
+        <w:t>文档：新增 docs/HTML与CSS速查.docx。</w:t>
+      </w:r>
+    </w:p>
+    <w:p>
+      <w:r>
+        <w:t>提交：ff59530 feat(T7): 前端课程列表页完成。</w:t>
+      </w:r>
+    </w:p>
+    <w:p>
+      <w:r>
+        <w:t>时长与债</w:t>
+      </w:r>
+    </w:p>
+    <w:p>
+      <w:r>
+        <w:t>本次约 2 小时（含讲解、动手、问答检验），休息日保底 2h 达标；未记还债。</w:t>
+      </w:r>
+    </w:p>
+    <w:p>
+      <w:r>
+        <w:t>债仍约 4h15min（8/12 口径）。</w:t>
+      </w:r>
+    </w:p>
+    <w:p>
+      <w:r>
+        <w:t>注：9 月休息日表仍待本人确认（手册只有 8 月表）。</w:t>
+      </w:r>
+    </w:p>
+    <w:p>
+      <w:r>
+        <w:t>下次从哪接着（精确起点）</w:t>
+      </w:r>
+    </w:p>
+    <w:p>
+      <w:r>
+        <w:t>可收尾的小尾巴：Home.vue 加 &lt;router-link to=/courses&gt;查看课程&lt;/router-link&gt; 入口。</w:t>
+      </w:r>
+    </w:p>
+    <w:p>
+      <w:r>
+        <w:t>或进 T7 加分项：课程列表显示老师姓名（需要学 JOIN，新知识点，建议单独一课）。</w:t>
+      </w:r>
+    </w:p>
+    <w:p>
+      <w:r>
+        <w:t>或进 T8 选课（多对多：建选课关系表 student_id + course_id）。</w:t>
+      </w:r>
+    </w:p>
+    <w:p>
+      <w:r>
+        <w:t>复习优先级：先抽问 ref/.value 与 :key，再补 JOIN。</w:t>
+      </w:r>
+    </w:p>
+    <w:p>
+      <w:r>
+        <w:t>口令：起 MariaDB + uvicorn 8080 + npm run dev → 5173 登录 → 看课程列表</w:t>
+      </w:r>
+    </w:p>
+    <w:p>
+      <w:r>
+        <w:t>----------------------------------------------------------------</w:t>
+      </w:r>
+    </w:p>
+    <w:p>
+      <w:r>
+        <w:t>最后更新：2026-09-24，T7 前端完成，全链路打通；约 2h 达标。</w:t>
       </w:r>
     </w:p>
     <w:sectPr>

--- a/docs/学习日记汇总.docx
+++ b/docs/学习日记汇总.docx
@@ -5207,7 +5207,27 @@
     </w:p>
     <w:p>
       <w:r>
-        <w:t>最后更新：2026-09-24，T7 前端完成，全链路打通；约 2h 达标。</w:t>
+        <w:t>补充（同日深夜，续答概念题）</w:t>
+      </w:r>
+    </w:p>
+    <w:p>
+      <w:r>
+        <w:t>答 Q5 并讲通：ref(初值) 返回「盒子对象」，数据在 .value 里；现场用 node 跑了一次 ref 看真实结构（RefImpl / _value / dep），看到「它的所有 key 里没有 value」才明白 .value 是 Vue 设的 getter 存取器（门口有人看着，一写就知道要重画）。</w:t>
+      </w:r>
+    </w:p>
+    <w:p>
+      <w:r>
+        <w:t>打通一条线：函数本身 vs 调用 → useRouter()/useUserStore() 为什么要括号、onMounted(fn) 为什么不加；ref 是盒子 → 为什么要 .value；const 锁盒子不锁内容 → 为什么 .value 能改。</w:t>
+      </w:r>
+    </w:p>
+    <w:p>
+      <w:r>
+        <w:t>本人总结的学习方法（有价值，保留）：卡住时先问「这是不是我必须现在搞懂的」——用法的必须懂，实现原理可先当黑盒。</w:t>
+      </w:r>
+    </w:p>
+    <w:p>
+      <w:r>
+        <w:t>至此 Q5 已通；待消化只剩主键/外键与唯一索引、JOIN、外键约束、CSS 布局。</w:t>
       </w:r>
     </w:p>
     <w:sectPr>

--- a/docs/学习日记汇总.docx
+++ b/docs/学习日记汇总.docx
@@ -5227,7 +5227,137 @@
     </w:p>
     <w:p>
       <w:r>
-        <w:t>至此 Q5 已通；待消化只剩主键/外键与唯一索引、JOIN、外键约束、CSS 布局。</w:t>
+        <w:t>————————————————</w:t>
+      </w:r>
+    </w:p>
+    <w:p>
+      <w:r>
+        <w:t>续写：2026-09-25（T8 第 1 步 · 多对多关系表建成）</w:t>
+      </w:r>
+    </w:p>
+    <w:p>
+      <w:r>
+        <w:t>今天做了什么</w:t>
+      </w:r>
+    </w:p>
+    <w:p>
+      <w:r>
+        <w:t>热身两题：Q1 为什么 .value（const 锁盒子不锁内容 + ref 是盒子）——答对；Q2 模板里为什么不写 .value（Vue 自动解包）——复述基本立住。</w:t>
+      </w:r>
+    </w:p>
+    <w:p>
+      <w:r>
+        <w:t>小尾巴收掉：Home.vue 加 &lt;router-link to=/courses&gt;查看课程&lt;/router-link&gt;，从首页可点进课程列表。</w:t>
+      </w:r>
+    </w:p>
+    <w:p>
+      <w:r>
+        <w:t>T8 第 1 步：设计并建成多对多的中间表 student_course。表名在 student_course / enrollment / course_selection 之间选，最终定 student_course（一眼看懂 + 不与库名撞车）。</w:t>
+      </w:r>
+    </w:p>
+    <w:p>
+      <w:r>
+        <w:t>建表 SQL 自己写，踩了三处：漏两个逗号、student_id 拼成 studeny_id、结尾少分号；另加了 unique key 组合唯一约束。</w:t>
+      </w:r>
+    </w:p>
+    <w:p>
+      <w:r>
+        <w:t>首次建表没生效（数据库里没有该表）——又一次「SQL 写对了 ≠ 执行了」，在 Workbench 补跑后成功。</w:t>
+      </w:r>
+    </w:p>
+    <w:p>
+      <w:r>
+        <w:t>插入 4 条测试数据成功；再故意插 (1,1) 触发 Error 1062 Duplicate entry '1-1' for key 'uk_student_course'，验证唯一约束确实在拦。</w:t>
+      </w:r>
+    </w:p>
+    <w:p>
+      <w:r>
+        <w:t>把建表写回 sql/init.sql、把选课测试数据写回 sql/seed.sql；并跑脚本验证 seed.sql 幂等（连跑两遍都是 course 5 行、student_course 4 行）。</w:t>
+      </w:r>
+    </w:p>
+    <w:p>
+      <w:r>
+        <w:t>今天想明白 / 仍易混</w:t>
+      </w:r>
+    </w:p>
+    <w:p>
+      <w:r>
+        <w:t>想明白：unique key (a, b) 约束的是「组合」而不是各自单独——student_id 可以重复（一个学生选多门）、course_id 可以重复（一门课多人选），但同一个组合只能出现一次。</w:t>
+      </w:r>
+    </w:p>
+    <w:p>
+      <w:r>
+        <w:t>想明白：这个约束等价于数学里的「有序对集合」——元素不能重复，且顺序有含义（(1,2) 是学生1选课程2，(2,1) 是学生2选课程1，两回事）。</w:t>
+      </w:r>
+    </w:p>
+    <w:p>
+      <w:r>
+        <w:t>想明白：主键 vs 唯一约束——一张表只能一个主键、主键不能为 NULL、主键是「这一行的身份证」；唯一约束可以多个、可为 NULL、只管某个组合不重复。为什么不用联合主键：(student_id, course_id) 做联合主键技术上可以，但就没有单一 id 可用，前端退课按 id 操作更方便。</w:t>
+      </w:r>
+    </w:p>
+    <w:p>
+      <w:r>
+        <w:t>想明白：该由数据库管的规矩别只靠代码——唯一约束是最后一道防线，别人绕过代码直接操作数据库也拦得住。</w:t>
+      </w:r>
+    </w:p>
+    <w:p>
+      <w:r>
+        <w:t>仍待消化（下次抽问）：JOIN 写法（仍未写过，下一步就要用）；外键约束 foreign key 怎么加（目前两表之间没有约束）；索引；CSS 布局。</w:t>
+      </w:r>
+    </w:p>
+    <w:p>
+      <w:r>
+        <w:t>进度变化</w:t>
+      </w:r>
+    </w:p>
+    <w:p>
+      <w:r>
+        <w:t>T8 第 1 步完成：student_course 关系表建成（id 主键 + student_id + course_id + 组合唯一约束），4 条测试数据入库。</w:t>
+      </w:r>
+    </w:p>
+    <w:p>
+      <w:r>
+        <w:t>sql/init.sql 追加 student_course 建表；sql/seed.sql 追加选课测试数据并验证幂等。</w:t>
+      </w:r>
+    </w:p>
+    <w:p>
+      <w:r>
+        <w:t>T8 剩余：后端选课接口（选课/退课/我的课程）、前端选课页面。</w:t>
+      </w:r>
+    </w:p>
+    <w:p>
+      <w:r>
+        <w:t>下次从哪接着（精确起点）</w:t>
+      </w:r>
+    </w:p>
+    <w:p>
+      <w:r>
+        <w:t>下一步有新知识点：要显示「课程名 + 选课人数」或「我选了哪些课」，必须学 JOIN（连表查询）——建议单独一小课。</w:t>
+      </w:r>
+    </w:p>
+    <w:p>
+      <w:r>
+        <w:t>顺序建议：先用 select 手写一条 JOIN 看结果 → 再写后端接口 → 最后前端页面。</w:t>
+      </w:r>
+    </w:p>
+    <w:p>
+      <w:r>
+        <w:t>T8 设计待定：选课接口要不要 token（要，因为必须知道「你是谁」）；退课如何做（按 student_course.id 删除并用 where 限定本人）。</w:t>
+      </w:r>
+    </w:p>
+    <w:p>
+      <w:r>
+        <w:t>口令：先手写 join 看结果 → 后端接口 → 前端页面</w:t>
+      </w:r>
+    </w:p>
+    <w:p>
+      <w:r>
+        <w:t>----------------------------------------------------------------</w:t>
+      </w:r>
+    </w:p>
+    <w:p>
+      <w:r>
+        <w:t>最后更新：2026-09-25，T8 关系表建成（含组合唯一约束），下一步学 JOIN。</w:t>
       </w:r>
     </w:p>
     <w:sectPr>

--- a/docs/学习日记汇总.docx
+++ b/docs/学习日记汇总.docx
@@ -5357,7 +5357,107 @@
     </w:p>
     <w:p>
       <w:r>
-        <w:t>最后更新：2026-09-25，T8 关系表建成（含组合唯一约束），下一步学 JOIN。</w:t>
+        <w:t>————————————————</w:t>
+      </w:r>
+    </w:p>
+    <w:p>
+      <w:r>
+        <w:t>续写：2026-10-02（短会话 · 复习多对多理由 + JOIN 开篇）</w:t>
+      </w:r>
+    </w:p>
+    <w:p>
+      <w:r>
+        <w:t>背景：9/26～10/1 出去旅游，未学习（是否算空窗/请假由本人确认）。10/2 深夜接上。</w:t>
+      </w:r>
+    </w:p>
+    <w:p>
+      <w:r>
+        <w:t>今天做了什么</w:t>
+      </w:r>
+    </w:p>
+    <w:p>
+      <w:r>
+        <w:t>复习提问：为什么选课必须单独建表，不能塞进 user 或 course。本人答出了部分理由（学生要查自己的课、user 混了学生和老师、course 放进去会乱），但没说到核心。</w:t>
+      </w:r>
+    </w:p>
+    <w:p>
+      <w:r>
+        <w:t>纠正核心：一张表一行只描述一个东西——user 一行=一个用户、course 一行=一门课，而「选课」是第三个东西。并说明塞进去的具体后果：在 user 里加 my_courses 列会变成 "1,2" 这种字符串，数据库没法查、没法加约束；在 course 里塞学生会造成课程信息重复。</w:t>
+      </w:r>
+    </w:p>
+    <w:p>
+      <w:r>
+        <w:t>讲 JOIN 开篇：数据分散在两张表时要分两步（先查关系表拿 course_id，再拿 id 去 course 表换名字）；JOIN 就是让数据库一次按配对规则拼两张表。给了 on 条件、表简称（sc / c）的写法。</w:t>
+      </w:r>
+    </w:p>
+    <w:p>
+      <w:r>
+        <w:t>布置了第一条手写 JOIN（尚未执行）：select sc.student_id, sc.course_id, c.course_name from `student_course` sc join `course` c on sc.course_id = c.id where sc.student_id = 1;</w:t>
+      </w:r>
+    </w:p>
+    <w:p>
+      <w:r>
+        <w:t>今天想明白 / 仍易混</w:t>
+      </w:r>
+    </w:p>
+    <w:p>
+      <w:r>
+        <w:t>想明白：中间表存在的根本理由——「选课」是独立的事实，有自己的属性（谁、选了哪门课、何时选），必须有自己的表。</w:t>
+      </w:r>
+    </w:p>
+    <w:p>
+      <w:r>
+        <w:t>想明白：外键存的是数字（student_id=1 只是编号），要看名字必须回 user 表查——所以多表查询是常态。</w:t>
+      </w:r>
+    </w:p>
+    <w:p>
+      <w:r>
+        <w:t>仍待消化：JOIN 的 on 到底怎么配（今天刚开篇，还没跑过）；表简称为什么需要；join 还有 left join 等变体。</w:t>
+      </w:r>
+    </w:p>
+    <w:p>
+      <w:r>
+        <w:t>进度变化</w:t>
+      </w:r>
+    </w:p>
+    <w:p>
+      <w:r>
+        <w:t>无代码改动、无提交。T8 仍在「关系表已建，下一步 JOIN + 接口 + 页面」。</w:t>
+      </w:r>
+    </w:p>
+    <w:p>
+      <w:r>
+        <w:t>下次从哪接着（精确起点）</w:t>
+      </w:r>
+    </w:p>
+    <w:p>
+      <w:r>
+        <w:t>第一步：在 Workbench 跑那条 JOIN，确认返回学生 1 的两门课（数据结构、计算机网络）。</w:t>
+      </w:r>
+    </w:p>
+    <w:p>
+      <w:r>
+        <w:t>第二步：理解 on 的作用与表简称；再问「不写简称行不行」。</w:t>
+      </w:r>
+    </w:p>
+    <w:p>
+      <w:r>
+        <w:t>第三步：把 JOIN 搬进后端接口（如 GET /my-courses，需带 token 判断是谁）。</w:t>
+      </w:r>
+    </w:p>
+    <w:p>
+      <w:r>
+        <w:t>备考提醒：招聘方（Boss，10/1 来信）要求发代码 + 测试过程 + README 到邮箱，本人尚未回复；待办：回信、写 README、建 GitHub 仓库推现有 16 个 commit。</w:t>
+      </w:r>
+    </w:p>
+    <w:p>
+      <w:r>
+        <w:t>----------------------------------------------------------------</w:t>
+      </w:r>
+    </w:p>
+    <w:p>
+      <w:r>
+        <w:t>最后更新：2026-10-02，JOIN 开篇，待跑第一条连表查询。</w:t>
       </w:r>
     </w:p>
     <w:sectPr>

--- a/docs/学习日记汇总.docx
+++ b/docs/学习日记汇总.docx
@@ -5457,7 +5457,192 @@
     </w:p>
     <w:p>
       <w:r>
-        <w:t>最后更新：2026-10-02，JOIN 开篇，待跑第一条连表查询。</w:t>
+        <w:t>————————————————</w:t>
+      </w:r>
+    </w:p>
+    <w:p>
+      <w:r>
+        <w:t>续写：2026-10-09（T9 后端完成 · 选课 + 退课接口）</w:t>
+      </w:r>
+    </w:p>
+    <w:p>
+      <w:r>
+        <w:t>背景</w:t>
+      </w:r>
+    </w:p>
+    <w:p>
+      <w:r>
+        <w:t>10/08 未学习（感冒、外出运动、中午才起、晚上收拾）。10/09 早起，白天改了简历，下午 17:23 开始学习。</w:t>
+      </w:r>
+    </w:p>
+    <w:p>
+      <w:r>
+        <w:t>今天做了两件大事：给招聘方发了邮件（附 GitHub 链接），以及把 T9 的选课、退课两个接口写完并测通。</w:t>
+      </w:r>
+    </w:p>
+    <w:p>
+      <w:r>
+        <w:t>今天做了什么</w:t>
+      </w:r>
+    </w:p>
+    <w:p>
+      <w:r>
+        <w:t>复习提问三题：CRUD 四个操作对应哪条 SQL、组合唯一约束约束的是组合还是各自、重复选课会怎样——三题全对。</w:t>
+      </w:r>
+    </w:p>
+    <w:p>
+      <w:r>
+        <w:t>T9 设计讨论：明确「哪些信息该由前端传」——只有 course_id 由前端传；student_id 必须从 token 解析（前端传就能改，属于水平越权）；capacity 和是否已选由后端查库。</w:t>
+      </w:r>
+    </w:p>
+    <w:p>
+      <w:r>
+        <w:t>关键概念：数据库只保证「你明确告诉它的规则」（唯一约束），其他业务规则（如容量是否选满）数据库不会自动拦，必须自己写代码判断。</w:t>
+      </w:r>
+    </w:p>
+    <w:p>
+      <w:r>
+        <w:t>动手写 POST /select-course：踩了 SQL 缺表名、条件字段写错（course 写成 id 之外的名字）、变量名前后不一致（course/row/capacity 混用）、逻辑反向（判空写成 &lt; ）、表名写成列名（student_id 当成表）、错别字（这么课）等，逐一改正。</w:t>
+      </w:r>
+    </w:p>
+    <w:p>
+      <w:r>
+        <w:t>概念补课：cur.execute() 只「下令」不返回结果，必须再 fetchone()/fetchall() 才拿到数据；DictCursor 下 row 是字典，key 是列名；select count(*) as n 起别名后可用 fetchone()['n'] 取值。</w:t>
+      </w:r>
+    </w:p>
+    <w:p>
+      <w:r>
+        <w:t>动手写 DELETE /drop-course：先想清楚 where 条件——若只写 course_id 会删掉所有选了这门课的人（越权写操作），必须 student_id + course_id 两个条件。</w:t>
+      </w:r>
+    </w:p>
+    <w:p>
+      <w:r>
+        <w:t>学到新东西 cur.rowcount：表示语句影响了几行（Workbench 里的 N row(s) affected 就是它）。delete 匹配 0 行时不报错，所以要用 rowcount 判断「是否真的退课了」，否则会把「什么都没做」返回成「成功」。</w:t>
+      </w:r>
+    </w:p>
+    <w:p>
+      <w:r>
+        <w:t>测试结果（全部通过）：选课测了正常选课、重复选课（唯一约束拦下并捕获）、课程已满、课程不存在；退课测了正常退课、退未选的课、重复退课。</w:t>
+      </w:r>
+    </w:p>
+    <w:p>
+      <w:r>
+        <w:t>测试后把数据还原成与 seed.sql 一致。</w:t>
+      </w:r>
+    </w:p>
+    <w:p>
+      <w:r>
+        <w:t>今天想明白 / 仍易混</w:t>
+      </w:r>
+    </w:p>
+    <w:p>
+      <w:r>
+        <w:t>想明白：前端传的参数不可信，token 解析出来的可信，数据库查出来的可信——用户身份只能从 token 取。</w:t>
+      </w:r>
+    </w:p>
+    <w:p>
+      <w:r>
+        <w:t>想明白：INSERT / UPDATE / DELETE 三种写操作句式完全不同——insert into 表(列) values(值)；update 表 set 列=值 where 条件；delete from 表 where 条件。DELETE 不需要列名和值，因为整行都删掉。</w:t>
+      </w:r>
+    </w:p>
+    <w:p>
+      <w:r>
+        <w:t>想明白：写操作必须 conn.commit()，读操作不需要。commit 放在 try 里、execute 之后；约束报错时走 except，commit 不执行即自动回滚。</w:t>
+      </w:r>
+    </w:p>
+    <w:p>
+      <w:r>
+        <w:t>想明白：前后端的变量名是两个世界、互不影响，只有三处必须一致——URL 路径、参数名、返回字段名。之前的变量名混乱属于「同一侧内部不一致」，与前后端无关。</w:t>
+      </w:r>
+    </w:p>
+    <w:p>
+      <w:r>
+        <w:t>仍待消化/待改进：变量名前后不一致已连续三次踩坑（row/rows、my-courses、course/row/capacity），需要养成「写完回头扫一遍变量名」的习惯。</w:t>
+      </w:r>
+    </w:p>
+    <w:p>
+      <w:r>
+        <w:t>进度变化</w:t>
+      </w:r>
+    </w:p>
+    <w:p>
+      <w:r>
+        <w:t>T9 后端完成：POST /select-course、DELETE /drop-course 均已实现并测试通过。</w:t>
+      </w:r>
+    </w:p>
+    <w:p>
+      <w:r>
+        <w:t>代码：backend/main.py 新增两个接口。提交 3e56cdf 并推送 GitHub。</w:t>
+      </w:r>
+    </w:p>
+    <w:p>
+      <w:r>
+        <w:t>T9 剩余：前端（课程列表页加选课按钮、我的课程页加退课按钮）。</w:t>
+      </w:r>
+    </w:p>
+    <w:p>
+      <w:r>
+        <w:t>求职进展</w:t>
+      </w:r>
+    </w:p>
+    <w:p>
+      <w:r>
+        <w:t>10/09 修改了简历；给招聘方发了邮件（附 GitHub 项目链接 https://github.com/11might/course-selection-system）。</w:t>
+      </w:r>
+    </w:p>
+    <w:p>
+      <w:r>
+        <w:t>招聘方原消息发于 10/01，要求提供代码、测试过程和 README；此前已回信询问交付形式但未获回复，故本次直接发链接。</w:t>
+      </w:r>
+    </w:p>
+    <w:p>
+      <w:r>
+        <w:t>时长与债</w:t>
+      </w:r>
+    </w:p>
+    <w:p>
+      <w:r>
+        <w:t>墙钟跨度约 6 小时（17:23～23:23），中途有多次休息；本人自评有效学习时间约 2～2.5 小时（原话：学一会摸一会，做不到像写六级题那样完全投入）。</w:t>
+      </w:r>
+    </w:p>
+    <w:p>
+      <w:r>
+        <w:t>本次未记还债；债仍约 4h15min（8/12 口径）。10/04～10/08 的空窗如何计入待本人确认。</w:t>
+      </w:r>
+    </w:p>
+    <w:p>
+      <w:r>
+        <w:t>下次从哪接着（精确起点）</w:t>
+      </w:r>
+    </w:p>
+    <w:p>
+      <w:r>
+        <w:t>T9 前端：在课程列表页（Courses.vue）每行加「选课」按钮 → 调 POST /select-course；在 MyCourses.vue 每行加「退课」按钮 → 调 DELETE /drop-course。</w:t>
+      </w:r>
+    </w:p>
+    <w:p>
+      <w:r>
+        <w:t>提醒：写操作成功后要刷新列表（重新调接口）才能看到变化。</w:t>
+      </w:r>
+    </w:p>
+    <w:p>
+      <w:r>
+        <w:t>技术债提醒：--reload 已两次卡住（改完代码行为不变），遇到时直接重启后端；临时脚本不要放在 backend 目录下，会触发重载。</w:t>
+      </w:r>
+    </w:p>
+    <w:p>
+      <w:r>
+        <w:t>口令：Courses.vue 加选课按钮 → MyCourses.vue 加退课按钮 → 联调</w:t>
+      </w:r>
+    </w:p>
+    <w:p>
+      <w:r>
+        <w:t>----------------------------------------------------------------</w:t>
+      </w:r>
+    </w:p>
+    <w:p>
+      <w:r>
+        <w:t>最后更新：2026-10-09，T9 后端完成（选课 + 退课），已推送 GitHub。</w:t>
       </w:r>
     </w:p>
     <w:sectPr>
